--- a/学科资料/大物上实验合辑/大物实验报告（开源）/分光计的调整与使用.docx
+++ b/学科资料/大物上实验合辑/大物实验报告（开源）/分光计的调整与使用.docx
@@ -37,7 +37,7 @@
           <w:szCs w:val="24"/>
           <w:lang w:eastAsia="zh-CN"/>
         </w:rPr>
-        <w:t xml:space="preserve"> </w:t>
+        <w:t xml:space="preserve"/>
       </w:r>
       <w:r>
         <w:rPr>
@@ -45,7 +45,7 @@
           <w:rFonts w:hint="default"/>
           <w:lang w:val="en-US" w:eastAsia="zh-CN"/>
         </w:rPr>
-        <w:t>202</w:t>
+        <w:t/>
       </w:r>
       <w:r>
         <w:rPr>
@@ -53,7 +53,7 @@
           <w:rFonts w:hint="eastAsia"/>
           <w:lang w:val="en-US" w:eastAsia="zh-CN"/>
         </w:rPr>
-        <w:t>330453151</w:t>
+        <w:t/>
       </w:r>
       <w:r>
         <w:rPr>
@@ -61,7 +61,7 @@
           <w:rFonts w:hint="eastAsia"/>
           <w:lang w:eastAsia="zh-CN"/>
         </w:rPr>
-        <w:t xml:space="preserve"> </w:t>
+        <w:t xml:space="preserve"/>
       </w:r>
       <w:r>
         <w:rPr>
@@ -69,7 +69,7 @@
           <w:rFonts w:hint="eastAsia"/>
           <w:lang w:val="en-US" w:eastAsia="zh-CN"/>
         </w:rPr>
-        <w:t>计</w:t>
+        <w:t/>
       </w:r>
       <w:r>
         <w:rPr>
@@ -77,7 +77,7 @@
           <w:rFonts w:hint="eastAsia"/>
           <w:lang w:eastAsia="zh-CN"/>
         </w:rPr>
-        <w:t>类</w:t>
+        <w:t/>
       </w:r>
       <w:r>
         <w:rPr>
@@ -85,7 +85,7 @@
           <w:rFonts w:hint="eastAsia"/>
           <w:lang w:val="en-US" w:eastAsia="zh-CN"/>
         </w:rPr>
-        <w:t>2班</w:t>
+        <w:t/>
       </w:r>
       <w:r>
         <w:rPr>
@@ -93,7 +93,7 @@
           <w:rFonts w:hint="eastAsia"/>
           <w:lang w:eastAsia="zh-CN"/>
         </w:rPr>
-        <w:t xml:space="preserve"> </w:t>
+        <w:t xml:space="preserve"/>
       </w:r>
       <w:r>
         <w:rPr>
@@ -101,7 +101,7 @@
           <w:rFonts w:hint="eastAsia"/>
           <w:lang w:val="en-US" w:eastAsia="zh-CN"/>
         </w:rPr>
-        <w:t>于博宇 16</w:t>
+        <w:t/>
       </w:r>
       <w:r>
         <w:rPr>
@@ -110,7 +110,7 @@
           <w:szCs w:val="24"/>
           <w:lang w:eastAsia="zh-CN"/>
         </w:rPr>
-        <w:t xml:space="preserve"> </w:t>
+        <w:t xml:space="preserve"/>
       </w:r>
     </w:p>
     <w:p>
